--- a/DIY_Alkalinity_Monitor_User_Guide.docx
+++ b/DIY_Alkalinity_Monitor_User_Guide.docx
@@ -1210,7 +1210,7 @@
           <w:sz w:val="22"/>
           <w:szCs w:val="22"/>
         </w:rPr>
-        <w:t xml:space="preserve">Pump B (20 s) — tank/sump line fills</w:t>
+        <w:t xml:space="preserve">Pump B forward (20 s) — sump line fills toward chamber</w:t>
       </w:r>
     </w:p>
     <w:p>
@@ -1230,7 +1230,7 @@
           <w:sz w:val="22"/>
           <w:szCs w:val="22"/>
         </w:rPr>
-        <w:t xml:space="preserve">Pump C (20 s) — drain line flushes</w:t>
+        <w:t xml:space="preserve">Pump B reverse (20 s) — water returns to sump</w:t>
       </w:r>
     </w:p>
     <w:p>
@@ -1953,7 +1953,7 @@
                 <w:sz w:val="20"/>
                 <w:szCs w:val="20"/>
               </w:rPr>
-              <w:t xml:space="preserve">Reference water returns to reservoir via Pump A reverse. Chamber is flushed twice with fresh tank water to prevent cross-contamination.</w:t>
+              <w:t xml:space="preserve">Reference water returns to reservoir via Pump A reverse. Chamber is flushed twice with tank water (returned to sump via Pump B reverse) to prevent cross-contamination.</w:t>
             </w:r>
           </w:p>
         </w:tc>
@@ -2039,7 +2039,7 @@
                 <w:sz w:val="20"/>
                 <w:szCs w:val="20"/>
               </w:rPr>
-              <w:t xml:space="preserve">Tank sample fills, aerates identically, is measured, drains to waste, and result is calculated and reported.</w:t>
+              <w:t xml:space="preserve">Tank sample fills (Pump B forward), aerates identically, is measured, returns to sump (Pump B reverse), and result is calculated and reported.</w:t>
             </w:r>
           </w:p>
         </w:tc>
@@ -2840,7 +2840,7 @@
                 <w:sz w:val="20"/>
                 <w:szCs w:val="20"/>
               </w:rPr>
-              <w:t xml:space="preserve">Emergency stop. Immediately turns off all pumps and aborts the active cycle. The reaction chamber may contain water after this — run PRIME to flush before restarting.</w:t>
+              <w:t xml:space="preserve">Emergency stop. Immediately turns off all pumps and aborts the active cycle. Chamber water is returned to sump on clean abort; after PUMPS_OFF during a fill, run PRIME before restarting.</w:t>
             </w:r>
           </w:p>
         </w:tc>
@@ -4711,7 +4711,7 @@
           <w:sz w:val="22"/>
           <w:szCs w:val="22"/>
         </w:rPr>
-        <w:t xml:space="preserve">DS18B20 reads −127 °C or device-disconnected</w:t>
+        <w:t xml:space="preserve">DS18B20 reads −127 °C or shows disconnected</w:t>
       </w:r>
     </w:p>
     <w:p>
@@ -5269,7 +5269,7 @@
                 <w:sz w:val="20"/>
                 <w:szCs w:val="20"/>
               </w:rPr>
-              <w:t xml:space="preserve">How long drain and return pumps run. Should be slightly longer than FILL_TIME_MS to ensure full drainage.</w:t>
+              <w:t xml:space="preserve">How long Pump A rev and Pump B rev run to return water. Slightly longer than FILL_TIME_MS to ensure the chamber fully empties.</w:t>
             </w:r>
           </w:p>
         </w:tc>

--- a/DIY_Alkalinity_Monitor_User_Guide.docx
+++ b/DIY_Alkalinity_Monitor_User_Guide.docx
@@ -54,7 +54,7 @@
           <w:sz w:val="22"/>
           <w:szCs w:val="22"/>
         </w:rPr>
-        <w:t xml:space="preserve">Telegraham Tested   •   Firmware v2.1.1</w:t>
+        <w:t xml:space="preserve">TelegrahamTested   •   Firmware v2.2</w:t>
       </w:r>
     </w:p>
     <w:p>
@@ -5785,7 +5785,7 @@
           <w:sz w:val="18"/>
           <w:szCs w:val="18"/>
         </w:rPr>
-        <w:t xml:space="preserve">Telegraham Tested  •  DIY Ratiometric Alkalinity Monitor  •  User Guide v2.1.1  •  CC0 1.0 — No rights reserved</w:t>
+        <w:t xml:space="preserve">TelegrahamTested  •  DIY Ratiometric Alkalinity Monitor  •  User Guide v2.1.1  •  CC BY-NC-SA 4.0</w:t>
       </w:r>
     </w:p>
     <w:p>
@@ -5875,7 +5875,7 @@
         <w:sz w:val="18"/>
         <w:szCs w:val="18"/>
       </w:rPr>
-      <w:t xml:space="preserve">Telegraham Tested  •  v2.1.1  •  CC0 1.0 — No rights reserved</w:t>
+      <w:t xml:space="preserve">TelegrahamTested  •  v2.1.1  •  CC BY-NC-SA 4.0</w:t>
     </w:r>
     <w:r>
       <w:rPr>
